--- a/熊猫成仙，从青竹山开始/第一卷 龙蛇起陆/第032章 有个人走路胳膊不动.docx
+++ b/熊猫成仙，从青竹山开始/第一卷 龙蛇起陆/第032章 有个人走路胳膊不动.docx
@@ -145,7 +145,7 @@
           <w:sz w:val="27"/>
           <w:szCs w:val="27"/>
         </w:rPr>
-        <w:t xml:space="preserve">“天黑透了以后。”陆明远说，“从镇上过来，走到岔路口，往田埂上去了。在田边站了很久，走了。”</w:t>
+        <w:t xml:space="preserve">“天黑透了以后。”陆明远说，“从镇上过来，走到岔路口，往田埂上去了。在田边站到后半夜，走了。”</w:t>
       </w:r>
     </w:p>
     <w:p>
@@ -733,7 +733,7 @@
           <w:sz w:val="27"/>
           <w:szCs w:val="27"/>
         </w:rPr>
-        <w:t xml:space="preserve">竹长庚没有说话。</w:t>
+        <w:t xml:space="preserve">竹长庚把话咽回去了。</w:t>
       </w:r>
     </w:p>
     <w:p>
@@ -887,6 +887,20 @@
           <w:sz w:val="27"/>
           <w:szCs w:val="27"/>
         </w:rPr>
+        <w:t xml:space="preserve">走的时候，竹小满在院门口摸了一下它的耳朵。</w:t>
+      </w:r>
+    </w:p>
+    <w:p>
+      <w:pPr>
+        <w:spacing w:line="468" w:lineRule="auto" w:after="149"/>
+        <w:ind w:firstLineChars="200" w:firstLine="540"/>
+      </w:pPr>
+      <w:r>
+        <w:rPr>
+          <w:rFonts w:ascii="Times New Roman" w:hAnsi="Times New Roman" w:eastAsia="宋体" w:cs="Times New Roman"/>
+          <w:sz w:val="27"/>
+          <w:szCs w:val="27"/>
+        </w:rPr>
         <w:t xml:space="preserve">“那我什么时候回来。”</w:t>
       </w:r>
     </w:p>
@@ -1461,7 +1475,7 @@
           <w:sz w:val="27"/>
           <w:szCs w:val="27"/>
         </w:rPr>
-        <w:t xml:space="preserve">竹长庚站在那儿，没有说话。</w:t>
+        <w:t xml:space="preserve">竹长庚站在那儿，手在袖口里绞着。</w:t>
       </w:r>
     </w:p>
     <w:p>
@@ -1629,7 +1643,7 @@
           <w:sz w:val="27"/>
           <w:szCs w:val="27"/>
         </w:rPr>
-        <w:t xml:space="preserve">他把竹杖提起来。</w:t>
+        <w:t xml:space="preserve">他转过身，脸朝山下。</w:t>
       </w:r>
     </w:p>
     <w:p>
